--- a/assets/Contract_Workspace_Summary_Template.docx
+++ b/assets/Contract_Workspace_Summary_Template.docx
@@ -1734,6 +1734,53 @@
         <w:spacing w:after="0"/>
       </w:pPr>
     </w:p>
+    <w:p>
+      <w:pPr>
+        <w:pStyle w:val="Heading2"/>
+        <w:keepNext/>
+      </w:pPr>
+      <w:r>
+        <w:t>Key Commercial Risks</w:t>
+      </w:r>
+    </w:p>
+    <w:p>
+      <w:pPr>
+        <w:pStyle w:val="ListBullet"/>
+        <w:spacing w:after="20"/>
+        <w:ind w:left="259" w:hanging="173"/>
+      </w:pPr>
+      <w:r>
+        <w:t>Loremip dolorsi ametcon adipi elitsed doeius tempo incidid utlabo etdolor magnaal.</w:t>
+      </w:r>
+    </w:p>
+    <w:p>
+      <w:pPr>
+        <w:pStyle w:val="Heading2"/>
+        <w:keepNext/>
+      </w:pPr>
+      <w:r>
+        <w:t>Procurement Recommendation</w:t>
+      </w:r>
+    </w:p>
+    <w:p>
+      <w:r>
+        <w:t>LOREMLO ip d sits-ameta, cons-adip eliteliteli sedsedse dodododo eiusmodeiu tempo.</w:t>
+      </w:r>
+    </w:p>
+    <w:p>
+      <w:pPr>
+        <w:pStyle w:val="Heading2"/>
+        <w:keepNext/>
+      </w:pPr>
+      <w:r>
+        <w:t>Retender Strategy</w:t>
+      </w:r>
+    </w:p>
+    <w:p>
+      <w:r>
+        <w:t>LOREMLO ip d sits-ameta, cons-adip eliteliteli sedsedse dodododo eiusmodeiu tempo.</w:t>
+      </w:r>
+    </w:p>
     <w:p xmlns:wp14="http://schemas.microsoft.com/office/word/2010/wordml" wp14:textId="77777777">
       <w:pPr>
         <w:pStyle w:val="Heading2"/>
